--- a/communication/stage 1 resubmission/table.docx
+++ b/communication/stage 1 resubmission/table.docx
@@ -646,6 +646,7 @@
                 <w:color w:val="auto"/>
                 <w:sz w:val="16"/>
                 <w:szCs w:val="16"/>
+                <w:highlight w:val="none"/>
                 <w:lang w:val="en-US"/>
               </w:rPr>
               <w:t>Self-reported fear of spiders</w:t>

--- a/communication/stage 1 resubmission/table.docx
+++ b/communication/stage 1 resubmission/table.docx
@@ -759,7 +759,6 @@
         <w:tc>
           <w:tcPr>
             <w:tcW w:w="2374" w:type="dxa"/>
-            <w:shd w:val="clear" w:color="auto" w:fill="E4E8E7"/>
           </w:tcPr>
           <w:p>
             <w:pPr>
@@ -1737,7 +1736,6 @@
         <w:tc>
           <w:tcPr>
             <w:tcW w:w="2374" w:type="dxa"/>
-            <w:shd w:val="clear" w:color="auto" w:fill="E4E8E7"/>
           </w:tcPr>
           <w:p>
             <w:pPr>
@@ -1845,7 +1843,6 @@
         <w:tc>
           <w:tcPr>
             <w:tcW w:w="2374" w:type="dxa"/>
-            <w:shd w:val="clear" w:color="auto" w:fill="E4E8E7"/>
           </w:tcPr>
           <w:p>
             <w:pPr>
@@ -4116,27 +4113,7 @@
           <w:highlight w:val="none"/>
           <w:lang w:val="en-US"/>
         </w:rPr>
-        <w:t xml:space="preserve">” </w:t>
-      </w:r>
-      <w:proofErr w:type="gramStart"/>
-      <w:r>
-        <w:rPr>
-          <w:sz w:val="16"/>
-          <w:szCs w:val="16"/>
-          <w:highlight w:val="none"/>
-          <w:lang w:val="en-US"/>
-        </w:rPr>
-        <w:t>are</w:t>
-      </w:r>
-      <w:proofErr w:type="gramEnd"/>
-      <w:r>
-        <w:rPr>
-          <w:sz w:val="16"/>
-          <w:szCs w:val="16"/>
-          <w:highlight w:val="none"/>
-          <w:lang w:val="en-US"/>
-        </w:rPr>
-        <w:t xml:space="preserve"> tricky because one could easily include many cognitive ability tests like N-back if you forget it </w:t>
+        <w:t xml:space="preserve">” are tricky because one could easily include many cognitive ability tests like N-back if you forget it </w:t>
       </w:r>
       <w:proofErr w:type="gramStart"/>
       <w:r>
@@ -4354,27 +4331,7 @@
           <w:highlight w:val="none"/>
           <w:lang w:val="en-US"/>
         </w:rPr>
-        <w:t xml:space="preserve">Be more explicit somewhere that no evaluation of validity of measurement is done in this study. </w:t>
-      </w:r>
-      <w:proofErr w:type="spellStart"/>
-      <w:r>
-        <w:rPr>
-          <w:sz w:val="16"/>
-          <w:szCs w:val="16"/>
-          <w:highlight w:val="none"/>
-          <w:lang w:val="en-US"/>
-        </w:rPr>
-        <w:t>Eg</w:t>
-      </w:r>
-      <w:proofErr w:type="spellEnd"/>
-      <w:r>
-        <w:rPr>
-          <w:sz w:val="16"/>
-          <w:szCs w:val="16"/>
-          <w:highlight w:val="none"/>
-          <w:lang w:val="en-US"/>
-        </w:rPr>
-        <w:t xml:space="preserve"> reading the mind in the eyes </w:t>
+        <w:t xml:space="preserve">Be more explicit somewhere that no evaluation of validity of measurement is done in this study. Eg reading the mind in the eyes </w:t>
       </w:r>
       <w:proofErr w:type="spellStart"/>
       <w:r>
